--- a/rundown-1-doc/rundown-template.docx
+++ b/rundown-1-doc/rundown-template.docx
@@ -1,6 +1,6 @@
 
 <file path=word/document.xml><?xml version="1.0" encoding="utf-8"?>
-<w:document xmlns:wpc="http://schemas.microsoft.com/office/word/2010/wordprocessingCanvas" xmlns:cx="http://schemas.microsoft.com/office/drawing/2014/chartex" xmlns:cx1="http://schemas.microsoft.com/office/drawing/2015/9/8/chartex" xmlns:cx2="http://schemas.microsoft.com/office/drawing/2015/10/21/chartex" xmlns:cx3="http://schemas.microsoft.com/office/drawing/2016/5/9/chartex" xmlns:cx4="http://schemas.microsoft.com/office/drawing/2016/5/10/chartex" xmlns:cx5="http://schemas.microsoft.com/office/drawing/2016/5/11/chartex" xmlns:cx6="http://schemas.microsoft.com/office/drawing/2016/5/12/chartex" xmlns:cx7="http://schemas.microsoft.com/office/drawing/2016/5/13/chartex" xmlns:cx8="http://schemas.microsoft.com/office/drawing/2016/5/14/chartex" xmlns:mc="http://schemas.openxmlformats.org/markup-compatibility/2006" xmlns:m="http://schemas.openxmlformats.org/officeDocument/2006/math" xmlns:aink="http://schemas.microsoft.com/office/drawing/2016/ink" xmlns:am3d="http://schemas.microsoft.com/office/drawing/2017/model3d" xmlns:oel="http://schemas.microsoft.com/office/2019/extlst" xmlns:r="http://schemas.openxmlformats.org/officeDocument/2006/relationships" xmlns:wp14="http://schemas.microsoft.com/office/word/2010/wordprocessingDrawing" xmlns:wp="http://schemas.openxmlformats.org/drawingml/2006/wordprocessingDrawing" xmlns:wpg="http://schemas.microsoft.com/office/word/2010/wordprocessingGroup" xmlns:wpi="http://schemas.microsoft.com/office/word/2010/wordprocessingInk" xmlns:wps="http://schemas.microsoft.com/office/word/2010/wordprocessingShape" xmlns:o="urn:schemas-microsoft-com:office:office" xmlns:v="urn:schemas-microsoft-com:vml" xmlns:w10="urn:schemas-microsoft-com:office:word" xmlns:w="http://schemas.openxmlformats.org/wordprocessingml/2006/main" xmlns:w14="http://schemas.microsoft.com/office/word/2010/wordml" xmlns:w15="http://schemas.microsoft.com/office/word/2012/wordml" xmlns:w16cei="http://schemas.microsoft.com/office/word/2026/wordml/cei" xmlns:w16cex="http://schemas.microsoft.com/office/word/2018/wordml/cex" xmlns:w16cid="http://schemas.microsoft.com/office/word/2016/wordml/cid" xmlns:w16="http://schemas.microsoft.com/office/word/2018/wordml" xmlns:w16sdtdh="http://schemas.microsoft.com/office/word/2020/wordml/sdtdatahash" xmlns:w16sdtfl="http://schemas.microsoft.com/office/word/2024/wordml/sdtformatlock" xmlns:w16se="http://schemas.microsoft.com/office/word/2015/wordml/symex" xmlns:w16du="http://schemas.microsoft.com/office/word/2023/wordml/word16du" xmlns:wne="http://schemas.microsoft.com/office/word/2006/wordml" mc:Ignorable="w14 w15 w16se w16cid w16 w16cex w16sdtdh w16sdtfl w16du wp14">
+<w:document xmlns:wpc="http://schemas.microsoft.com/office/word/2010/wordprocessingCanvas" xmlns:cx="http://schemas.microsoft.com/office/drawing/2014/chartex" xmlns:cx1="http://schemas.microsoft.com/office/drawing/2015/9/8/chartex" xmlns:cx2="http://schemas.microsoft.com/office/drawing/2015/10/21/chartex" xmlns:cx3="http://schemas.microsoft.com/office/drawing/2016/5/9/chartex" xmlns:cx4="http://schemas.microsoft.com/office/drawing/2016/5/10/chartex" xmlns:cx5="http://schemas.microsoft.com/office/drawing/2016/5/11/chartex" xmlns:cx6="http://schemas.microsoft.com/office/drawing/2016/5/12/chartex" xmlns:cx7="http://schemas.microsoft.com/office/drawing/2016/5/13/chartex" xmlns:cx8="http://schemas.microsoft.com/office/drawing/2016/5/14/chartex" xmlns:mc="http://schemas.openxmlformats.org/markup-compatibility/2006" xmlns:m="http://schemas.openxmlformats.org/officeDocument/2006/math" xmlns:aink="http://schemas.microsoft.com/office/drawing/2016/ink" xmlns:am3d="http://schemas.microsoft.com/office/drawing/2017/model3d" xmlns:oel="http://schemas.microsoft.com/office/2019/extlst" xmlns:r="http://schemas.openxmlformats.org/officeDocument/2006/relationships" xmlns:wp14="http://schemas.microsoft.com/office/word/2010/wordprocessingDrawing" xmlns:wp="http://schemas.openxmlformats.org/drawingml/2006/wordprocessingDrawing" xmlns:wpg="http://schemas.microsoft.com/office/word/2010/wordprocessingGroup" xmlns:wpi="http://schemas.microsoft.com/office/word/2010/wordprocessingInk" xmlns:wps="http://schemas.microsoft.com/office/word/2010/wordprocessingShape" xmlns:o="urn:schemas-microsoft-com:office:office" xmlns:v="urn:schemas-microsoft-com:vml" xmlns:w10="urn:schemas-microsoft-com:office:word" xmlns:w="http://schemas.openxmlformats.org/wordprocessingml/2006/main" xmlns:w14="http://schemas.microsoft.com/office/word/2010/wordml" xmlns:w15="http://schemas.microsoft.com/office/word/2012/wordml" xmlns:w16cex="http://schemas.microsoft.com/office/word/2018/wordml/cex" xmlns:w16cid="http://schemas.microsoft.com/office/word/2016/wordml/cid" xmlns:w16="http://schemas.microsoft.com/office/word/2018/wordml" xmlns:w16sdtdh="http://schemas.microsoft.com/office/word/2020/wordml/sdtdatahash" xmlns:w16sdtfl="http://schemas.microsoft.com/office/word/2024/wordml/sdtformatlock" xmlns:w16se="http://schemas.microsoft.com/office/word/2015/wordml/symex" xmlns:w16du="http://schemas.microsoft.com/office/word/2023/wordml/word16du" xmlns:wne="http://schemas.microsoft.com/office/word/2006/wordml" mc:Ignorable="w14 w15 w16se w16cid w16 w16cex w16sdtdh w16sdtfl w16du wp14">
   <w:body>
     <w:p>
       <w:pPr>
@@ -2484,7 +2484,27 @@
                 <w:lang w:val="en-US"/>
               </w:rPr>
               <w:br/>
-              <w:t>Action just selected an input into PREVIEW.</w:t>
+              <w:t>Action just select</w:t>
+            </w:r>
+            <w:r>
+              <w:rPr>
+                <w:rFonts w:ascii="Aptos" w:hAnsi="Aptos"/>
+                <w:color w:val="808080" w:themeColor="background1" w:themeShade="80"/>
+                <w:sz w:val="20"/>
+                <w:szCs w:val="20"/>
+                <w:lang w:val="en-US"/>
+              </w:rPr>
+              <w:t>s</w:t>
+            </w:r>
+            <w:r>
+              <w:rPr>
+                <w:rFonts w:ascii="Aptos" w:hAnsi="Aptos"/>
+                <w:color w:val="808080" w:themeColor="background1" w:themeShade="80"/>
+                <w:sz w:val="20"/>
+                <w:szCs w:val="20"/>
+                <w:lang w:val="en-US"/>
+              </w:rPr>
+              <w:t xml:space="preserve"> an input into PREVIEW.</w:t>
             </w:r>
           </w:p>
         </w:tc>
@@ -2553,7 +2573,27 @@
                 <w:lang w:val="en-US"/>
               </w:rPr>
               <w:br/>
-              <w:t>Action applies current input in PREVIEW.</w:t>
+              <w:t xml:space="preserve">Action applies </w:t>
+            </w:r>
+            <w:r>
+              <w:rPr>
+                <w:rFonts w:ascii="Aptos" w:hAnsi="Aptos"/>
+                <w:color w:val="808080" w:themeColor="background1" w:themeShade="80"/>
+                <w:sz w:val="20"/>
+                <w:szCs w:val="20"/>
+                <w:lang w:val="en-US"/>
+              </w:rPr>
+              <w:t xml:space="preserve">the </w:t>
+            </w:r>
+            <w:r>
+              <w:rPr>
+                <w:rFonts w:ascii="Aptos" w:hAnsi="Aptos"/>
+                <w:color w:val="808080" w:themeColor="background1" w:themeShade="80"/>
+                <w:sz w:val="20"/>
+                <w:szCs w:val="20"/>
+                <w:lang w:val="en-US"/>
+              </w:rPr>
+              <w:t>current input in PREVIEW.</w:t>
             </w:r>
           </w:p>
         </w:tc>
@@ -2587,9 +2627,8 @@
                 <w:szCs w:val="20"/>
                 <w:lang w:val="en-US"/>
               </w:rPr>
-              <w:t>Styles for „</w:t>
-            </w:r>
-            <w:proofErr w:type="gramStart"/>
+              <w:t>Styles for</w:t>
+            </w:r>
             <w:r>
               <w:rPr>
                 <w:rFonts w:ascii="Aptos" w:hAnsi="Aptos"/>
@@ -2598,10 +2637,39 @@
                 <w:szCs w:val="20"/>
                 <w:lang w:val="en-US"/>
               </w:rPr>
-              <w:t>Speaker“ column</w:t>
+              <w:t xml:space="preserve"> “</w:t>
+            </w:r>
+            <w:r>
+              <w:rPr>
+                <w:rFonts w:ascii="Aptos" w:hAnsi="Aptos"/>
+                <w:color w:val="FFFFFF" w:themeColor="background1"/>
+                <w:sz w:val="20"/>
+                <w:szCs w:val="20"/>
+                <w:lang w:val="en-US"/>
+              </w:rPr>
+              <w:t>Speaker</w:t>
+            </w:r>
+            <w:r>
+              <w:rPr>
+                <w:rFonts w:ascii="Aptos" w:hAnsi="Aptos"/>
+                <w:color w:val="FFFFFF" w:themeColor="background1"/>
+                <w:sz w:val="20"/>
+                <w:szCs w:val="20"/>
+                <w:lang w:val="en-US"/>
+              </w:rPr>
+              <w:t>”</w:t>
+            </w:r>
+            <w:r>
+              <w:rPr>
+                <w:rFonts w:ascii="Aptos" w:hAnsi="Aptos"/>
+                <w:color w:val="FFFFFF" w:themeColor="background1"/>
+                <w:sz w:val="20"/>
+                <w:szCs w:val="20"/>
+                <w:lang w:val="en-US"/>
+              </w:rPr>
+              <w:t xml:space="preserve"> column</w:t>
             </w:r>
             <w:bookmarkEnd w:id="9"/>
-            <w:proofErr w:type="gramEnd"/>
             <w:r>
               <w:rPr>
                 <w:rFonts w:ascii="Aptos" w:hAnsi="Aptos"/>
@@ -2728,9 +2796,8 @@
                 <w:szCs w:val="20"/>
                 <w:lang w:val="en-US"/>
               </w:rPr>
-              <w:t>Styles for „</w:t>
-            </w:r>
-            <w:proofErr w:type="gramStart"/>
+              <w:t xml:space="preserve">Styles for </w:t>
+            </w:r>
             <w:r>
               <w:rPr>
                 <w:rFonts w:ascii="Aptos" w:hAnsi="Aptos"/>
@@ -2739,9 +2806,8 @@
                 <w:szCs w:val="20"/>
                 <w:lang w:val="en-US"/>
               </w:rPr>
-              <w:t>Content“ column</w:t>
-            </w:r>
-            <w:proofErr w:type="gramEnd"/>
+              <w:t>“</w:t>
+            </w:r>
             <w:r>
               <w:rPr>
                 <w:rFonts w:ascii="Aptos" w:hAnsi="Aptos"/>
@@ -2750,7 +2816,27 @@
                 <w:szCs w:val="20"/>
                 <w:lang w:val="en-US"/>
               </w:rPr>
-              <w:t xml:space="preserve"> (Event Team)</w:t>
+              <w:t>Content</w:t>
+            </w:r>
+            <w:r>
+              <w:rPr>
+                <w:rFonts w:ascii="Aptos" w:hAnsi="Aptos"/>
+                <w:color w:val="FFFFFF" w:themeColor="background1"/>
+                <w:sz w:val="20"/>
+                <w:szCs w:val="20"/>
+                <w:lang w:val="en-US"/>
+              </w:rPr>
+              <w:t>”</w:t>
+            </w:r>
+            <w:r>
+              <w:rPr>
+                <w:rFonts w:ascii="Aptos" w:hAnsi="Aptos"/>
+                <w:color w:val="FFFFFF" w:themeColor="background1"/>
+                <w:sz w:val="20"/>
+                <w:szCs w:val="20"/>
+                <w:lang w:val="en-US"/>
+              </w:rPr>
+              <w:t xml:space="preserve"> column (Event Team)</w:t>
             </w:r>
             <w:bookmarkEnd w:id="10"/>
           </w:p>
@@ -3019,20 +3105,18 @@
                 <w:szCs w:val="20"/>
                 <w:lang w:val="en-US"/>
               </w:rPr>
-              <w:t xml:space="preserve">, </w:t>
-            </w:r>
-            <w:proofErr w:type="spellStart"/>
-            <w:r>
-              <w:rPr>
-                <w:rFonts w:ascii="Aptos" w:hAnsi="Aptos"/>
-                <w:color w:val="808080" w:themeColor="background1" w:themeShade="80"/>
-                <w:sz w:val="20"/>
-                <w:szCs w:val="20"/>
-                <w:lang w:val="en-US"/>
-              </w:rPr>
-              <w:t>etc</w:t>
-            </w:r>
-            <w:proofErr w:type="spellEnd"/>
+              <w:t>, etc</w:t>
+            </w:r>
+            <w:r>
+              <w:rPr>
+                <w:rFonts w:ascii="Aptos" w:hAnsi="Aptos"/>
+                <w:color w:val="808080" w:themeColor="background1" w:themeShade="80"/>
+                <w:sz w:val="20"/>
+                <w:szCs w:val="20"/>
+                <w:lang w:val="en-US"/>
+              </w:rPr>
+              <w:t>.</w:t>
+            </w:r>
             <w:r>
               <w:rPr>
                 <w:rFonts w:ascii="Aptos" w:hAnsi="Aptos"/>
@@ -3871,7 +3955,6 @@
               <w:br/>
               <w:t xml:space="preserve">Optional hint for guiding the </w:t>
             </w:r>
-            <w:proofErr w:type="spellStart"/>
             <w:r>
               <w:rPr>
                 <w:rFonts w:ascii="Aptos" w:hAnsi="Aptos"/>
@@ -3882,9 +3965,32 @@
                 <w:szCs w:val="20"/>
                 <w:lang w:val="en-US"/>
               </w:rPr>
-              <w:t>emphasised</w:t>
-            </w:r>
-            <w:proofErr w:type="spellEnd"/>
+              <w:t>emphasi</w:t>
+            </w:r>
+            <w:r>
+              <w:rPr>
+                <w:rFonts w:ascii="Aptos" w:hAnsi="Aptos"/>
+                <w:i/>
+                <w:iCs/>
+                <w:color w:val="808080" w:themeColor="background1" w:themeShade="80"/>
+                <w:sz w:val="20"/>
+                <w:szCs w:val="20"/>
+                <w:lang w:val="en-US"/>
+              </w:rPr>
+              <w:t>z</w:t>
+            </w:r>
+            <w:r>
+              <w:rPr>
+                <w:rFonts w:ascii="Aptos" w:hAnsi="Aptos"/>
+                <w:i/>
+                <w:iCs/>
+                <w:color w:val="808080" w:themeColor="background1" w:themeShade="80"/>
+                <w:sz w:val="20"/>
+                <w:szCs w:val="20"/>
+                <w:lang w:val="en-US"/>
+              </w:rPr>
+              <w:t>ed</w:t>
+            </w:r>
             <w:r>
               <w:rPr>
                 <w:rFonts w:ascii="Aptos" w:hAnsi="Aptos"/>
@@ -4090,29 +4196,27 @@
                 <w:szCs w:val="20"/>
                 <w:lang w:val="en-US"/>
               </w:rPr>
-              <w:t xml:space="preserve">Phrase the presenter should vocally and </w:t>
-            </w:r>
-            <w:proofErr w:type="spellStart"/>
-            <w:r>
-              <w:rPr>
-                <w:rFonts w:ascii="Aptos" w:hAnsi="Aptos"/>
-                <w:color w:val="808080" w:themeColor="background1" w:themeShade="80"/>
-                <w:sz w:val="20"/>
-                <w:szCs w:val="20"/>
-                <w:lang w:val="en-US"/>
-              </w:rPr>
-              <w:t>gestically</w:t>
-            </w:r>
-            <w:proofErr w:type="spellEnd"/>
-            <w:r>
-              <w:rPr>
-                <w:rFonts w:ascii="Aptos" w:hAnsi="Aptos"/>
-                <w:color w:val="808080" w:themeColor="background1" w:themeShade="80"/>
-                <w:sz w:val="20"/>
-                <w:szCs w:val="20"/>
-                <w:lang w:val="en-US"/>
-              </w:rPr>
-              <w:t xml:space="preserve"> standout.</w:t>
+              <w:t>Phrase the presenter should vocally and gest</w:t>
+            </w:r>
+            <w:r>
+              <w:rPr>
+                <w:rFonts w:ascii="Aptos" w:hAnsi="Aptos"/>
+                <w:color w:val="808080" w:themeColor="background1" w:themeShade="80"/>
+                <w:sz w:val="20"/>
+                <w:szCs w:val="20"/>
+                <w:lang w:val="en-US"/>
+              </w:rPr>
+              <w:t>ur</w:t>
+            </w:r>
+            <w:r>
+              <w:rPr>
+                <w:rFonts w:ascii="Aptos" w:hAnsi="Aptos"/>
+                <w:color w:val="808080" w:themeColor="background1" w:themeShade="80"/>
+                <w:sz w:val="20"/>
+                <w:szCs w:val="20"/>
+                <w:lang w:val="en-US"/>
+              </w:rPr>
+              <w:t>ally standout.</w:t>
             </w:r>
             <w:r>
               <w:rPr>
@@ -4125,7 +4229,6 @@
               <w:br/>
               <w:t xml:space="preserve">Optional hint for guiding the </w:t>
             </w:r>
-            <w:proofErr w:type="spellStart"/>
             <w:r>
               <w:rPr>
                 <w:rFonts w:ascii="Aptos" w:hAnsi="Aptos"/>
@@ -4136,9 +4239,32 @@
                 <w:szCs w:val="20"/>
                 <w:lang w:val="en-US"/>
               </w:rPr>
-              <w:t>gestical</w:t>
-            </w:r>
-            <w:proofErr w:type="spellEnd"/>
+              <w:t>gest</w:t>
+            </w:r>
+            <w:r>
+              <w:rPr>
+                <w:rFonts w:ascii="Aptos" w:hAnsi="Aptos"/>
+                <w:i/>
+                <w:iCs/>
+                <w:color w:val="808080" w:themeColor="background1" w:themeShade="80"/>
+                <w:sz w:val="20"/>
+                <w:szCs w:val="20"/>
+                <w:lang w:val="en-US"/>
+              </w:rPr>
+              <w:t>ur</w:t>
+            </w:r>
+            <w:r>
+              <w:rPr>
+                <w:rFonts w:ascii="Aptos" w:hAnsi="Aptos"/>
+                <w:i/>
+                <w:iCs/>
+                <w:color w:val="808080" w:themeColor="background1" w:themeShade="80"/>
+                <w:sz w:val="20"/>
+                <w:szCs w:val="20"/>
+                <w:lang w:val="en-US"/>
+              </w:rPr>
+              <w:t>al</w:t>
+            </w:r>
             <w:r>
               <w:rPr>
                 <w:rFonts w:ascii="Aptos" w:hAnsi="Aptos"/>
@@ -4514,7 +4640,7 @@
 </file>
 
 <file path=word/endnotes.xml><?xml version="1.0" encoding="utf-8"?>
-<w:endnotes xmlns:wpc="http://schemas.microsoft.com/office/word/2010/wordprocessingCanvas" xmlns:cx="http://schemas.microsoft.com/office/drawing/2014/chartex" xmlns:cx1="http://schemas.microsoft.com/office/drawing/2015/9/8/chartex" xmlns:cx2="http://schemas.microsoft.com/office/drawing/2015/10/21/chartex" xmlns:cx3="http://schemas.microsoft.com/office/drawing/2016/5/9/chartex" xmlns:cx4="http://schemas.microsoft.com/office/drawing/2016/5/10/chartex" xmlns:cx5="http://schemas.microsoft.com/office/drawing/2016/5/11/chartex" xmlns:cx6="http://schemas.microsoft.com/office/drawing/2016/5/12/chartex" xmlns:cx7="http://schemas.microsoft.com/office/drawing/2016/5/13/chartex" xmlns:cx8="http://schemas.microsoft.com/office/drawing/2016/5/14/chartex" xmlns:mc="http://schemas.openxmlformats.org/markup-compatibility/2006" xmlns:m="http://schemas.openxmlformats.org/officeDocument/2006/math" xmlns:aink="http://schemas.microsoft.com/office/drawing/2016/ink" xmlns:am3d="http://schemas.microsoft.com/office/drawing/2017/model3d" xmlns:oel="http://schemas.microsoft.com/office/2019/extlst" xmlns:r="http://schemas.openxmlformats.org/officeDocument/2006/relationships" xmlns:wp14="http://schemas.microsoft.com/office/word/2010/wordprocessingDrawing" xmlns:wp="http://schemas.openxmlformats.org/drawingml/2006/wordprocessingDrawing" xmlns:wpg="http://schemas.microsoft.com/office/word/2010/wordprocessingGroup" xmlns:wpi="http://schemas.microsoft.com/office/word/2010/wordprocessingInk" xmlns:wps="http://schemas.microsoft.com/office/word/2010/wordprocessingShape" xmlns:o="urn:schemas-microsoft-com:office:office" xmlns:v="urn:schemas-microsoft-com:vml" xmlns:w10="urn:schemas-microsoft-com:office:word" xmlns:w="http://schemas.openxmlformats.org/wordprocessingml/2006/main" xmlns:w14="http://schemas.microsoft.com/office/word/2010/wordml" xmlns:w15="http://schemas.microsoft.com/office/word/2012/wordml" xmlns:w16cei="http://schemas.microsoft.com/office/word/2026/wordml/cei" xmlns:w16cex="http://schemas.microsoft.com/office/word/2018/wordml/cex" xmlns:w16cid="http://schemas.microsoft.com/office/word/2016/wordml/cid" xmlns:w16="http://schemas.microsoft.com/office/word/2018/wordml" xmlns:w16sdtdh="http://schemas.microsoft.com/office/word/2020/wordml/sdtdatahash" xmlns:w16sdtfl="http://schemas.microsoft.com/office/word/2024/wordml/sdtformatlock" xmlns:w16se="http://schemas.microsoft.com/office/word/2015/wordml/symex" xmlns:w16du="http://schemas.microsoft.com/office/word/2023/wordml/word16du" xmlns:wne="http://schemas.microsoft.com/office/word/2006/wordml" mc:Ignorable="w14 w15 w16se w16cid w16 w16cex w16sdtdh w16sdtfl w16du wp14">
+<w:endnotes xmlns:wpc="http://schemas.microsoft.com/office/word/2010/wordprocessingCanvas" xmlns:cx="http://schemas.microsoft.com/office/drawing/2014/chartex" xmlns:cx1="http://schemas.microsoft.com/office/drawing/2015/9/8/chartex" xmlns:cx2="http://schemas.microsoft.com/office/drawing/2015/10/21/chartex" xmlns:cx3="http://schemas.microsoft.com/office/drawing/2016/5/9/chartex" xmlns:cx4="http://schemas.microsoft.com/office/drawing/2016/5/10/chartex" xmlns:cx5="http://schemas.microsoft.com/office/drawing/2016/5/11/chartex" xmlns:cx6="http://schemas.microsoft.com/office/drawing/2016/5/12/chartex" xmlns:cx7="http://schemas.microsoft.com/office/drawing/2016/5/13/chartex" xmlns:cx8="http://schemas.microsoft.com/office/drawing/2016/5/14/chartex" xmlns:mc="http://schemas.openxmlformats.org/markup-compatibility/2006" xmlns:m="http://schemas.openxmlformats.org/officeDocument/2006/math" xmlns:aink="http://schemas.microsoft.com/office/drawing/2016/ink" xmlns:am3d="http://schemas.microsoft.com/office/drawing/2017/model3d" xmlns:oel="http://schemas.microsoft.com/office/2019/extlst" xmlns:r="http://schemas.openxmlformats.org/officeDocument/2006/relationships" xmlns:wp14="http://schemas.microsoft.com/office/word/2010/wordprocessingDrawing" xmlns:wp="http://schemas.openxmlformats.org/drawingml/2006/wordprocessingDrawing" xmlns:wpg="http://schemas.microsoft.com/office/word/2010/wordprocessingGroup" xmlns:wpi="http://schemas.microsoft.com/office/word/2010/wordprocessingInk" xmlns:wps="http://schemas.microsoft.com/office/word/2010/wordprocessingShape" xmlns:o="urn:schemas-microsoft-com:office:office" xmlns:v="urn:schemas-microsoft-com:vml" xmlns:w10="urn:schemas-microsoft-com:office:word" xmlns:w="http://schemas.openxmlformats.org/wordprocessingml/2006/main" xmlns:w14="http://schemas.microsoft.com/office/word/2010/wordml" xmlns:w15="http://schemas.microsoft.com/office/word/2012/wordml" xmlns:w16cex="http://schemas.microsoft.com/office/word/2018/wordml/cex" xmlns:w16cid="http://schemas.microsoft.com/office/word/2016/wordml/cid" xmlns:w16="http://schemas.microsoft.com/office/word/2018/wordml" xmlns:w16sdtdh="http://schemas.microsoft.com/office/word/2020/wordml/sdtdatahash" xmlns:w16sdtfl="http://schemas.microsoft.com/office/word/2024/wordml/sdtformatlock" xmlns:w16se="http://schemas.microsoft.com/office/word/2015/wordml/symex" xmlns:w16du="http://schemas.microsoft.com/office/word/2023/wordml/word16du" xmlns:wne="http://schemas.microsoft.com/office/word/2006/wordml" mc:Ignorable="w14 w15 w16se w16cid w16 w16cex w16sdtdh w16sdtfl w16du wp14">
   <w:endnote w:type="separator" w:id="-1">
     <w:p>
       <w:pPr>
@@ -4546,7 +4672,7 @@
 </file>
 
 <file path=word/footer1.xml><?xml version="1.0" encoding="utf-8"?>
-<w:ftr xmlns:wpc="http://schemas.microsoft.com/office/word/2010/wordprocessingCanvas" xmlns:cx="http://schemas.microsoft.com/office/drawing/2014/chartex" xmlns:cx1="http://schemas.microsoft.com/office/drawing/2015/9/8/chartex" xmlns:cx2="http://schemas.microsoft.com/office/drawing/2015/10/21/chartex" xmlns:cx3="http://schemas.microsoft.com/office/drawing/2016/5/9/chartex" xmlns:cx4="http://schemas.microsoft.com/office/drawing/2016/5/10/chartex" xmlns:cx5="http://schemas.microsoft.com/office/drawing/2016/5/11/chartex" xmlns:cx6="http://schemas.microsoft.com/office/drawing/2016/5/12/chartex" xmlns:cx7="http://schemas.microsoft.com/office/drawing/2016/5/13/chartex" xmlns:cx8="http://schemas.microsoft.com/office/drawing/2016/5/14/chartex" xmlns:mc="http://schemas.openxmlformats.org/markup-compatibility/2006" xmlns:m="http://schemas.openxmlformats.org/officeDocument/2006/math" xmlns:aink="http://schemas.microsoft.com/office/drawing/2016/ink" xmlns:am3d="http://schemas.microsoft.com/office/drawing/2017/model3d" xmlns:oel="http://schemas.microsoft.com/office/2019/extlst" xmlns:r="http://schemas.openxmlformats.org/officeDocument/2006/relationships" xmlns:wp14="http://schemas.microsoft.com/office/word/2010/wordprocessingDrawing" xmlns:wp="http://schemas.openxmlformats.org/drawingml/2006/wordprocessingDrawing" xmlns:wpg="http://schemas.microsoft.com/office/word/2010/wordprocessingGroup" xmlns:wpi="http://schemas.microsoft.com/office/word/2010/wordprocessingInk" xmlns:wps="http://schemas.microsoft.com/office/word/2010/wordprocessingShape" xmlns:o="urn:schemas-microsoft-com:office:office" xmlns:v="urn:schemas-microsoft-com:vml" xmlns:w10="urn:schemas-microsoft-com:office:word" xmlns:w="http://schemas.openxmlformats.org/wordprocessingml/2006/main" xmlns:w14="http://schemas.microsoft.com/office/word/2010/wordml" xmlns:w15="http://schemas.microsoft.com/office/word/2012/wordml" xmlns:w16cei="http://schemas.microsoft.com/office/word/2026/wordml/cei" xmlns:w16cex="http://schemas.microsoft.com/office/word/2018/wordml/cex" xmlns:w16cid="http://schemas.microsoft.com/office/word/2016/wordml/cid" xmlns:w16="http://schemas.microsoft.com/office/word/2018/wordml" xmlns:w16sdtdh="http://schemas.microsoft.com/office/word/2020/wordml/sdtdatahash" xmlns:w16sdtfl="http://schemas.microsoft.com/office/word/2024/wordml/sdtformatlock" xmlns:w16se="http://schemas.microsoft.com/office/word/2015/wordml/symex" xmlns:w16du="http://schemas.microsoft.com/office/word/2023/wordml/word16du" xmlns:wne="http://schemas.microsoft.com/office/word/2006/wordml" mc:Ignorable="w14 w15 w16se w16cid w16 w16cex w16sdtdh w16sdtfl w16du wp14">
+<w:ftr xmlns:wpc="http://schemas.microsoft.com/office/word/2010/wordprocessingCanvas" xmlns:cx="http://schemas.microsoft.com/office/drawing/2014/chartex" xmlns:cx1="http://schemas.microsoft.com/office/drawing/2015/9/8/chartex" xmlns:cx2="http://schemas.microsoft.com/office/drawing/2015/10/21/chartex" xmlns:cx3="http://schemas.microsoft.com/office/drawing/2016/5/9/chartex" xmlns:cx4="http://schemas.microsoft.com/office/drawing/2016/5/10/chartex" xmlns:cx5="http://schemas.microsoft.com/office/drawing/2016/5/11/chartex" xmlns:cx6="http://schemas.microsoft.com/office/drawing/2016/5/12/chartex" xmlns:cx7="http://schemas.microsoft.com/office/drawing/2016/5/13/chartex" xmlns:cx8="http://schemas.microsoft.com/office/drawing/2016/5/14/chartex" xmlns:mc="http://schemas.openxmlformats.org/markup-compatibility/2006" xmlns:m="http://schemas.openxmlformats.org/officeDocument/2006/math" xmlns:aink="http://schemas.microsoft.com/office/drawing/2016/ink" xmlns:am3d="http://schemas.microsoft.com/office/drawing/2017/model3d" xmlns:oel="http://schemas.microsoft.com/office/2019/extlst" xmlns:r="http://schemas.openxmlformats.org/officeDocument/2006/relationships" xmlns:wp14="http://schemas.microsoft.com/office/word/2010/wordprocessingDrawing" xmlns:wp="http://schemas.openxmlformats.org/drawingml/2006/wordprocessingDrawing" xmlns:wpg="http://schemas.microsoft.com/office/word/2010/wordprocessingGroup" xmlns:wpi="http://schemas.microsoft.com/office/word/2010/wordprocessingInk" xmlns:wps="http://schemas.microsoft.com/office/word/2010/wordprocessingShape" xmlns:o="urn:schemas-microsoft-com:office:office" xmlns:v="urn:schemas-microsoft-com:vml" xmlns:w10="urn:schemas-microsoft-com:office:word" xmlns:w="http://schemas.openxmlformats.org/wordprocessingml/2006/main" xmlns:w14="http://schemas.microsoft.com/office/word/2010/wordml" xmlns:w15="http://schemas.microsoft.com/office/word/2012/wordml" xmlns:w16cex="http://schemas.microsoft.com/office/word/2018/wordml/cex" xmlns:w16cid="http://schemas.microsoft.com/office/word/2016/wordml/cid" xmlns:w16="http://schemas.microsoft.com/office/word/2018/wordml" xmlns:w16sdtdh="http://schemas.microsoft.com/office/word/2020/wordml/sdtdatahash" xmlns:w16sdtfl="http://schemas.microsoft.com/office/word/2024/wordml/sdtformatlock" xmlns:w16se="http://schemas.microsoft.com/office/word/2015/wordml/symex" xmlns:w16du="http://schemas.microsoft.com/office/word/2023/wordml/word16du" xmlns:wne="http://schemas.microsoft.com/office/word/2006/wordml" mc:Ignorable="w14 w15 w16se w16cid w16 w16cex w16sdtdh w16sdtfl w16du wp14">
   <w:p>
     <w:pPr>
       <w:pStyle w:val="Footer"/>
@@ -4556,7 +4682,7 @@
 </file>
 
 <file path=word/footer2.xml><?xml version="1.0" encoding="utf-8"?>
-<w:ftr xmlns:wpc="http://schemas.microsoft.com/office/word/2010/wordprocessingCanvas" xmlns:cx="http://schemas.microsoft.com/office/drawing/2014/chartex" xmlns:cx1="http://schemas.microsoft.com/office/drawing/2015/9/8/chartex" xmlns:cx2="http://schemas.microsoft.com/office/drawing/2015/10/21/chartex" xmlns:cx3="http://schemas.microsoft.com/office/drawing/2016/5/9/chartex" xmlns:cx4="http://schemas.microsoft.com/office/drawing/2016/5/10/chartex" xmlns:cx5="http://schemas.microsoft.com/office/drawing/2016/5/11/chartex" xmlns:cx6="http://schemas.microsoft.com/office/drawing/2016/5/12/chartex" xmlns:cx7="http://schemas.microsoft.com/office/drawing/2016/5/13/chartex" xmlns:cx8="http://schemas.microsoft.com/office/drawing/2016/5/14/chartex" xmlns:mc="http://schemas.openxmlformats.org/markup-compatibility/2006" xmlns:m="http://schemas.openxmlformats.org/officeDocument/2006/math" xmlns:aink="http://schemas.microsoft.com/office/drawing/2016/ink" xmlns:am3d="http://schemas.microsoft.com/office/drawing/2017/model3d" xmlns:oel="http://schemas.microsoft.com/office/2019/extlst" xmlns:r="http://schemas.openxmlformats.org/officeDocument/2006/relationships" xmlns:wp14="http://schemas.microsoft.com/office/word/2010/wordprocessingDrawing" xmlns:wp="http://schemas.openxmlformats.org/drawingml/2006/wordprocessingDrawing" xmlns:wpg="http://schemas.microsoft.com/office/word/2010/wordprocessingGroup" xmlns:wpi="http://schemas.microsoft.com/office/word/2010/wordprocessingInk" xmlns:wps="http://schemas.microsoft.com/office/word/2010/wordprocessingShape" xmlns:o="urn:schemas-microsoft-com:office:office" xmlns:v="urn:schemas-microsoft-com:vml" xmlns:w10="urn:schemas-microsoft-com:office:word" xmlns:w="http://schemas.openxmlformats.org/wordprocessingml/2006/main" xmlns:w14="http://schemas.microsoft.com/office/word/2010/wordml" xmlns:w15="http://schemas.microsoft.com/office/word/2012/wordml" xmlns:w16cei="http://schemas.microsoft.com/office/word/2026/wordml/cei" xmlns:w16cex="http://schemas.microsoft.com/office/word/2018/wordml/cex" xmlns:w16cid="http://schemas.microsoft.com/office/word/2016/wordml/cid" xmlns:w16="http://schemas.microsoft.com/office/word/2018/wordml" xmlns:w16sdtdh="http://schemas.microsoft.com/office/word/2020/wordml/sdtdatahash" xmlns:w16sdtfl="http://schemas.microsoft.com/office/word/2024/wordml/sdtformatlock" xmlns:w16se="http://schemas.microsoft.com/office/word/2015/wordml/symex" xmlns:w16du="http://schemas.microsoft.com/office/word/2023/wordml/word16du" xmlns:wne="http://schemas.microsoft.com/office/word/2006/wordml" mc:Ignorable="w14 w15 w16se w16cid w16 w16cex w16sdtdh w16sdtfl w16du wp14">
+<w:ftr xmlns:wpc="http://schemas.microsoft.com/office/word/2010/wordprocessingCanvas" xmlns:cx="http://schemas.microsoft.com/office/drawing/2014/chartex" xmlns:cx1="http://schemas.microsoft.com/office/drawing/2015/9/8/chartex" xmlns:cx2="http://schemas.microsoft.com/office/drawing/2015/10/21/chartex" xmlns:cx3="http://schemas.microsoft.com/office/drawing/2016/5/9/chartex" xmlns:cx4="http://schemas.microsoft.com/office/drawing/2016/5/10/chartex" xmlns:cx5="http://schemas.microsoft.com/office/drawing/2016/5/11/chartex" xmlns:cx6="http://schemas.microsoft.com/office/drawing/2016/5/12/chartex" xmlns:cx7="http://schemas.microsoft.com/office/drawing/2016/5/13/chartex" xmlns:cx8="http://schemas.microsoft.com/office/drawing/2016/5/14/chartex" xmlns:mc="http://schemas.openxmlformats.org/markup-compatibility/2006" xmlns:m="http://schemas.openxmlformats.org/officeDocument/2006/math" xmlns:aink="http://schemas.microsoft.com/office/drawing/2016/ink" xmlns:am3d="http://schemas.microsoft.com/office/drawing/2017/model3d" xmlns:oel="http://schemas.microsoft.com/office/2019/extlst" xmlns:r="http://schemas.openxmlformats.org/officeDocument/2006/relationships" xmlns:wp14="http://schemas.microsoft.com/office/word/2010/wordprocessingDrawing" xmlns:wp="http://schemas.openxmlformats.org/drawingml/2006/wordprocessingDrawing" xmlns:wpg="http://schemas.microsoft.com/office/word/2010/wordprocessingGroup" xmlns:wpi="http://schemas.microsoft.com/office/word/2010/wordprocessingInk" xmlns:wps="http://schemas.microsoft.com/office/word/2010/wordprocessingShape" xmlns:o="urn:schemas-microsoft-com:office:office" xmlns:v="urn:schemas-microsoft-com:vml" xmlns:w10="urn:schemas-microsoft-com:office:word" xmlns:w="http://schemas.openxmlformats.org/wordprocessingml/2006/main" xmlns:w14="http://schemas.microsoft.com/office/word/2010/wordml" xmlns:w15="http://schemas.microsoft.com/office/word/2012/wordml" xmlns:w16cex="http://schemas.microsoft.com/office/word/2018/wordml/cex" xmlns:w16cid="http://schemas.microsoft.com/office/word/2016/wordml/cid" xmlns:w16="http://schemas.microsoft.com/office/word/2018/wordml" xmlns:w16sdtdh="http://schemas.microsoft.com/office/word/2020/wordml/sdtdatahash" xmlns:w16sdtfl="http://schemas.microsoft.com/office/word/2024/wordml/sdtformatlock" xmlns:w16se="http://schemas.microsoft.com/office/word/2015/wordml/symex" xmlns:w16du="http://schemas.microsoft.com/office/word/2023/wordml/word16du" xmlns:wne="http://schemas.microsoft.com/office/word/2006/wordml" mc:Ignorable="w14 w15 w16se w16cid w16 w16cex w16sdtdh w16sdtfl w16du wp14">
   <w:sdt>
     <w:sdtPr>
       <w:id w:val="-486018747"/>
@@ -4598,7 +4724,7 @@
 </file>
 
 <file path=word/footer3.xml><?xml version="1.0" encoding="utf-8"?>
-<w:ftr xmlns:wpc="http://schemas.microsoft.com/office/word/2010/wordprocessingCanvas" xmlns:cx="http://schemas.microsoft.com/office/drawing/2014/chartex" xmlns:cx1="http://schemas.microsoft.com/office/drawing/2015/9/8/chartex" xmlns:cx2="http://schemas.microsoft.com/office/drawing/2015/10/21/chartex" xmlns:cx3="http://schemas.microsoft.com/office/drawing/2016/5/9/chartex" xmlns:cx4="http://schemas.microsoft.com/office/drawing/2016/5/10/chartex" xmlns:cx5="http://schemas.microsoft.com/office/drawing/2016/5/11/chartex" xmlns:cx6="http://schemas.microsoft.com/office/drawing/2016/5/12/chartex" xmlns:cx7="http://schemas.microsoft.com/office/drawing/2016/5/13/chartex" xmlns:cx8="http://schemas.microsoft.com/office/drawing/2016/5/14/chartex" xmlns:mc="http://schemas.openxmlformats.org/markup-compatibility/2006" xmlns:m="http://schemas.openxmlformats.org/officeDocument/2006/math" xmlns:aink="http://schemas.microsoft.com/office/drawing/2016/ink" xmlns:am3d="http://schemas.microsoft.com/office/drawing/2017/model3d" xmlns:oel="http://schemas.microsoft.com/office/2019/extlst" xmlns:r="http://schemas.openxmlformats.org/officeDocument/2006/relationships" xmlns:wp14="http://schemas.microsoft.com/office/word/2010/wordprocessingDrawing" xmlns:wp="http://schemas.openxmlformats.org/drawingml/2006/wordprocessingDrawing" xmlns:wpg="http://schemas.microsoft.com/office/word/2010/wordprocessingGroup" xmlns:wpi="http://schemas.microsoft.com/office/word/2010/wordprocessingInk" xmlns:wps="http://schemas.microsoft.com/office/word/2010/wordprocessingShape" xmlns:o="urn:schemas-microsoft-com:office:office" xmlns:v="urn:schemas-microsoft-com:vml" xmlns:w10="urn:schemas-microsoft-com:office:word" xmlns:w="http://schemas.openxmlformats.org/wordprocessingml/2006/main" xmlns:w14="http://schemas.microsoft.com/office/word/2010/wordml" xmlns:w15="http://schemas.microsoft.com/office/word/2012/wordml" xmlns:w16cei="http://schemas.microsoft.com/office/word/2026/wordml/cei" xmlns:w16cex="http://schemas.microsoft.com/office/word/2018/wordml/cex" xmlns:w16cid="http://schemas.microsoft.com/office/word/2016/wordml/cid" xmlns:w16="http://schemas.microsoft.com/office/word/2018/wordml" xmlns:w16sdtdh="http://schemas.microsoft.com/office/word/2020/wordml/sdtdatahash" xmlns:w16sdtfl="http://schemas.microsoft.com/office/word/2024/wordml/sdtformatlock" xmlns:w16se="http://schemas.microsoft.com/office/word/2015/wordml/symex" xmlns:w16du="http://schemas.microsoft.com/office/word/2023/wordml/word16du" xmlns:wne="http://schemas.microsoft.com/office/word/2006/wordml" mc:Ignorable="w14 w15 w16se w16cid w16 w16cex w16sdtdh w16sdtfl w16du wp14">
+<w:ftr xmlns:wpc="http://schemas.microsoft.com/office/word/2010/wordprocessingCanvas" xmlns:cx="http://schemas.microsoft.com/office/drawing/2014/chartex" xmlns:cx1="http://schemas.microsoft.com/office/drawing/2015/9/8/chartex" xmlns:cx2="http://schemas.microsoft.com/office/drawing/2015/10/21/chartex" xmlns:cx3="http://schemas.microsoft.com/office/drawing/2016/5/9/chartex" xmlns:cx4="http://schemas.microsoft.com/office/drawing/2016/5/10/chartex" xmlns:cx5="http://schemas.microsoft.com/office/drawing/2016/5/11/chartex" xmlns:cx6="http://schemas.microsoft.com/office/drawing/2016/5/12/chartex" xmlns:cx7="http://schemas.microsoft.com/office/drawing/2016/5/13/chartex" xmlns:cx8="http://schemas.microsoft.com/office/drawing/2016/5/14/chartex" xmlns:mc="http://schemas.openxmlformats.org/markup-compatibility/2006" xmlns:m="http://schemas.openxmlformats.org/officeDocument/2006/math" xmlns:aink="http://schemas.microsoft.com/office/drawing/2016/ink" xmlns:am3d="http://schemas.microsoft.com/office/drawing/2017/model3d" xmlns:oel="http://schemas.microsoft.com/office/2019/extlst" xmlns:r="http://schemas.openxmlformats.org/officeDocument/2006/relationships" xmlns:wp14="http://schemas.microsoft.com/office/word/2010/wordprocessingDrawing" xmlns:wp="http://schemas.openxmlformats.org/drawingml/2006/wordprocessingDrawing" xmlns:wpg="http://schemas.microsoft.com/office/word/2010/wordprocessingGroup" xmlns:wpi="http://schemas.microsoft.com/office/word/2010/wordprocessingInk" xmlns:wps="http://schemas.microsoft.com/office/word/2010/wordprocessingShape" xmlns:o="urn:schemas-microsoft-com:office:office" xmlns:v="urn:schemas-microsoft-com:vml" xmlns:w10="urn:schemas-microsoft-com:office:word" xmlns:w="http://schemas.openxmlformats.org/wordprocessingml/2006/main" xmlns:w14="http://schemas.microsoft.com/office/word/2010/wordml" xmlns:w15="http://schemas.microsoft.com/office/word/2012/wordml" xmlns:w16cex="http://schemas.microsoft.com/office/word/2018/wordml/cex" xmlns:w16cid="http://schemas.microsoft.com/office/word/2016/wordml/cid" xmlns:w16="http://schemas.microsoft.com/office/word/2018/wordml" xmlns:w16sdtdh="http://schemas.microsoft.com/office/word/2020/wordml/sdtdatahash" xmlns:w16sdtfl="http://schemas.microsoft.com/office/word/2024/wordml/sdtformatlock" xmlns:w16se="http://schemas.microsoft.com/office/word/2015/wordml/symex" xmlns:w16du="http://schemas.microsoft.com/office/word/2023/wordml/word16du" xmlns:wne="http://schemas.microsoft.com/office/word/2006/wordml" mc:Ignorable="w14 w15 w16se w16cid w16 w16cex w16sdtdh w16sdtfl w16du wp14">
   <w:p>
     <w:pPr>
       <w:pStyle w:val="Footer"/>
@@ -4608,7 +4734,7 @@
 </file>
 
 <file path=word/footnotes.xml><?xml version="1.0" encoding="utf-8"?>
-<w:footnotes xmlns:wpc="http://schemas.microsoft.com/office/word/2010/wordprocessingCanvas" xmlns:cx="http://schemas.microsoft.com/office/drawing/2014/chartex" xmlns:cx1="http://schemas.microsoft.com/office/drawing/2015/9/8/chartex" xmlns:cx2="http://schemas.microsoft.com/office/drawing/2015/10/21/chartex" xmlns:cx3="http://schemas.microsoft.com/office/drawing/2016/5/9/chartex" xmlns:cx4="http://schemas.microsoft.com/office/drawing/2016/5/10/chartex" xmlns:cx5="http://schemas.microsoft.com/office/drawing/2016/5/11/chartex" xmlns:cx6="http://schemas.microsoft.com/office/drawing/2016/5/12/chartex" xmlns:cx7="http://schemas.microsoft.com/office/drawing/2016/5/13/chartex" xmlns:cx8="http://schemas.microsoft.com/office/drawing/2016/5/14/chartex" xmlns:mc="http://schemas.openxmlformats.org/markup-compatibility/2006" xmlns:m="http://schemas.openxmlformats.org/officeDocument/2006/math" xmlns:aink="http://schemas.microsoft.com/office/drawing/2016/ink" xmlns:am3d="http://schemas.microsoft.com/office/drawing/2017/model3d" xmlns:oel="http://schemas.microsoft.com/office/2019/extlst" xmlns:r="http://schemas.openxmlformats.org/officeDocument/2006/relationships" xmlns:wp14="http://schemas.microsoft.com/office/word/2010/wordprocessingDrawing" xmlns:wp="http://schemas.openxmlformats.org/drawingml/2006/wordprocessingDrawing" xmlns:wpg="http://schemas.microsoft.com/office/word/2010/wordprocessingGroup" xmlns:wpi="http://schemas.microsoft.com/office/word/2010/wordprocessingInk" xmlns:wps="http://schemas.microsoft.com/office/word/2010/wordprocessingShape" xmlns:o="urn:schemas-microsoft-com:office:office" xmlns:v="urn:schemas-microsoft-com:vml" xmlns:w10="urn:schemas-microsoft-com:office:word" xmlns:w="http://schemas.openxmlformats.org/wordprocessingml/2006/main" xmlns:w14="http://schemas.microsoft.com/office/word/2010/wordml" xmlns:w15="http://schemas.microsoft.com/office/word/2012/wordml" xmlns:w16cei="http://schemas.microsoft.com/office/word/2026/wordml/cei" xmlns:w16cex="http://schemas.microsoft.com/office/word/2018/wordml/cex" xmlns:w16cid="http://schemas.microsoft.com/office/word/2016/wordml/cid" xmlns:w16="http://schemas.microsoft.com/office/word/2018/wordml" xmlns:w16sdtdh="http://schemas.microsoft.com/office/word/2020/wordml/sdtdatahash" xmlns:w16sdtfl="http://schemas.microsoft.com/office/word/2024/wordml/sdtformatlock" xmlns:w16se="http://schemas.microsoft.com/office/word/2015/wordml/symex" xmlns:w16du="http://schemas.microsoft.com/office/word/2023/wordml/word16du" xmlns:wne="http://schemas.microsoft.com/office/word/2006/wordml" mc:Ignorable="w14 w15 w16se w16cid w16 w16cex w16sdtdh w16sdtfl w16du wp14">
+<w:footnotes xmlns:wpc="http://schemas.microsoft.com/office/word/2010/wordprocessingCanvas" xmlns:cx="http://schemas.microsoft.com/office/drawing/2014/chartex" xmlns:cx1="http://schemas.microsoft.com/office/drawing/2015/9/8/chartex" xmlns:cx2="http://schemas.microsoft.com/office/drawing/2015/10/21/chartex" xmlns:cx3="http://schemas.microsoft.com/office/drawing/2016/5/9/chartex" xmlns:cx4="http://schemas.microsoft.com/office/drawing/2016/5/10/chartex" xmlns:cx5="http://schemas.microsoft.com/office/drawing/2016/5/11/chartex" xmlns:cx6="http://schemas.microsoft.com/office/drawing/2016/5/12/chartex" xmlns:cx7="http://schemas.microsoft.com/office/drawing/2016/5/13/chartex" xmlns:cx8="http://schemas.microsoft.com/office/drawing/2016/5/14/chartex" xmlns:mc="http://schemas.openxmlformats.org/markup-compatibility/2006" xmlns:m="http://schemas.openxmlformats.org/officeDocument/2006/math" xmlns:aink="http://schemas.microsoft.com/office/drawing/2016/ink" xmlns:am3d="http://schemas.microsoft.com/office/drawing/2017/model3d" xmlns:oel="http://schemas.microsoft.com/office/2019/extlst" xmlns:r="http://schemas.openxmlformats.org/officeDocument/2006/relationships" xmlns:wp14="http://schemas.microsoft.com/office/word/2010/wordprocessingDrawing" xmlns:wp="http://schemas.openxmlformats.org/drawingml/2006/wordprocessingDrawing" xmlns:wpg="http://schemas.microsoft.com/office/word/2010/wordprocessingGroup" xmlns:wpi="http://schemas.microsoft.com/office/word/2010/wordprocessingInk" xmlns:wps="http://schemas.microsoft.com/office/word/2010/wordprocessingShape" xmlns:o="urn:schemas-microsoft-com:office:office" xmlns:v="urn:schemas-microsoft-com:vml" xmlns:w10="urn:schemas-microsoft-com:office:word" xmlns:w="http://schemas.openxmlformats.org/wordprocessingml/2006/main" xmlns:w14="http://schemas.microsoft.com/office/word/2010/wordml" xmlns:w15="http://schemas.microsoft.com/office/word/2012/wordml" xmlns:w16cex="http://schemas.microsoft.com/office/word/2018/wordml/cex" xmlns:w16cid="http://schemas.microsoft.com/office/word/2016/wordml/cid" xmlns:w16="http://schemas.microsoft.com/office/word/2018/wordml" xmlns:w16sdtdh="http://schemas.microsoft.com/office/word/2020/wordml/sdtdatahash" xmlns:w16sdtfl="http://schemas.microsoft.com/office/word/2024/wordml/sdtformatlock" xmlns:w16se="http://schemas.microsoft.com/office/word/2015/wordml/symex" xmlns:w16du="http://schemas.microsoft.com/office/word/2023/wordml/word16du" xmlns:wne="http://schemas.microsoft.com/office/word/2006/wordml" mc:Ignorable="w14 w15 w16se w16cid w16 w16cex w16sdtdh w16sdtfl w16du wp14">
   <w:footnote w:type="separator" w:id="-1">
     <w:p>
       <w:pPr>
@@ -4640,7 +4766,7 @@
 </file>
 
 <file path=word/header1.xml><?xml version="1.0" encoding="utf-8"?>
-<w:hdr xmlns:wpc="http://schemas.microsoft.com/office/word/2010/wordprocessingCanvas" xmlns:cx="http://schemas.microsoft.com/office/drawing/2014/chartex" xmlns:cx1="http://schemas.microsoft.com/office/drawing/2015/9/8/chartex" xmlns:cx2="http://schemas.microsoft.com/office/drawing/2015/10/21/chartex" xmlns:cx3="http://schemas.microsoft.com/office/drawing/2016/5/9/chartex" xmlns:cx4="http://schemas.microsoft.com/office/drawing/2016/5/10/chartex" xmlns:cx5="http://schemas.microsoft.com/office/drawing/2016/5/11/chartex" xmlns:cx6="http://schemas.microsoft.com/office/drawing/2016/5/12/chartex" xmlns:cx7="http://schemas.microsoft.com/office/drawing/2016/5/13/chartex" xmlns:cx8="http://schemas.microsoft.com/office/drawing/2016/5/14/chartex" xmlns:mc="http://schemas.openxmlformats.org/markup-compatibility/2006" xmlns:m="http://schemas.openxmlformats.org/officeDocument/2006/math" xmlns:aink="http://schemas.microsoft.com/office/drawing/2016/ink" xmlns:am3d="http://schemas.microsoft.com/office/drawing/2017/model3d" xmlns:oel="http://schemas.microsoft.com/office/2019/extlst" xmlns:r="http://schemas.openxmlformats.org/officeDocument/2006/relationships" xmlns:wp14="http://schemas.microsoft.com/office/word/2010/wordprocessingDrawing" xmlns:wp="http://schemas.openxmlformats.org/drawingml/2006/wordprocessingDrawing" xmlns:wpg="http://schemas.microsoft.com/office/word/2010/wordprocessingGroup" xmlns:wpi="http://schemas.microsoft.com/office/word/2010/wordprocessingInk" xmlns:wps="http://schemas.microsoft.com/office/word/2010/wordprocessingShape" xmlns:o="urn:schemas-microsoft-com:office:office" xmlns:v="urn:schemas-microsoft-com:vml" xmlns:w10="urn:schemas-microsoft-com:office:word" xmlns:w="http://schemas.openxmlformats.org/wordprocessingml/2006/main" xmlns:w14="http://schemas.microsoft.com/office/word/2010/wordml" xmlns:w15="http://schemas.microsoft.com/office/word/2012/wordml" xmlns:w16cei="http://schemas.microsoft.com/office/word/2026/wordml/cei" xmlns:w16cex="http://schemas.microsoft.com/office/word/2018/wordml/cex" xmlns:w16cid="http://schemas.microsoft.com/office/word/2016/wordml/cid" xmlns:w16="http://schemas.microsoft.com/office/word/2018/wordml" xmlns:w16sdtdh="http://schemas.microsoft.com/office/word/2020/wordml/sdtdatahash" xmlns:w16sdtfl="http://schemas.microsoft.com/office/word/2024/wordml/sdtformatlock" xmlns:w16se="http://schemas.microsoft.com/office/word/2015/wordml/symex" xmlns:w16du="http://schemas.microsoft.com/office/word/2023/wordml/word16du" xmlns:wne="http://schemas.microsoft.com/office/word/2006/wordml" mc:Ignorable="w14 w15 w16se w16cid w16 w16cex w16sdtdh w16sdtfl w16du wp14">
+<w:hdr xmlns:wpc="http://schemas.microsoft.com/office/word/2010/wordprocessingCanvas" xmlns:cx="http://schemas.microsoft.com/office/drawing/2014/chartex" xmlns:cx1="http://schemas.microsoft.com/office/drawing/2015/9/8/chartex" xmlns:cx2="http://schemas.microsoft.com/office/drawing/2015/10/21/chartex" xmlns:cx3="http://schemas.microsoft.com/office/drawing/2016/5/9/chartex" xmlns:cx4="http://schemas.microsoft.com/office/drawing/2016/5/10/chartex" xmlns:cx5="http://schemas.microsoft.com/office/drawing/2016/5/11/chartex" xmlns:cx6="http://schemas.microsoft.com/office/drawing/2016/5/12/chartex" xmlns:cx7="http://schemas.microsoft.com/office/drawing/2016/5/13/chartex" xmlns:cx8="http://schemas.microsoft.com/office/drawing/2016/5/14/chartex" xmlns:mc="http://schemas.openxmlformats.org/markup-compatibility/2006" xmlns:m="http://schemas.openxmlformats.org/officeDocument/2006/math" xmlns:aink="http://schemas.microsoft.com/office/drawing/2016/ink" xmlns:am3d="http://schemas.microsoft.com/office/drawing/2017/model3d" xmlns:oel="http://schemas.microsoft.com/office/2019/extlst" xmlns:r="http://schemas.openxmlformats.org/officeDocument/2006/relationships" xmlns:wp14="http://schemas.microsoft.com/office/word/2010/wordprocessingDrawing" xmlns:wp="http://schemas.openxmlformats.org/drawingml/2006/wordprocessingDrawing" xmlns:wpg="http://schemas.microsoft.com/office/word/2010/wordprocessingGroup" xmlns:wpi="http://schemas.microsoft.com/office/word/2010/wordprocessingInk" xmlns:wps="http://schemas.microsoft.com/office/word/2010/wordprocessingShape" xmlns:o="urn:schemas-microsoft-com:office:office" xmlns:v="urn:schemas-microsoft-com:vml" xmlns:w10="urn:schemas-microsoft-com:office:word" xmlns:w="http://schemas.openxmlformats.org/wordprocessingml/2006/main" xmlns:w14="http://schemas.microsoft.com/office/word/2010/wordml" xmlns:w15="http://schemas.microsoft.com/office/word/2012/wordml" xmlns:w16cex="http://schemas.microsoft.com/office/word/2018/wordml/cex" xmlns:w16cid="http://schemas.microsoft.com/office/word/2016/wordml/cid" xmlns:w16="http://schemas.microsoft.com/office/word/2018/wordml" xmlns:w16sdtdh="http://schemas.microsoft.com/office/word/2020/wordml/sdtdatahash" xmlns:w16sdtfl="http://schemas.microsoft.com/office/word/2024/wordml/sdtformatlock" xmlns:w16se="http://schemas.microsoft.com/office/word/2015/wordml/symex" xmlns:w16du="http://schemas.microsoft.com/office/word/2023/wordml/word16du" xmlns:wne="http://schemas.microsoft.com/office/word/2006/wordml" mc:Ignorable="w14 w15 w16se w16cid w16 w16cex w16sdtdh w16sdtfl w16du wp14">
   <w:p>
     <w:pPr>
       <w:pStyle w:val="Header"/>
@@ -4650,7 +4776,7 @@
 </file>
 
 <file path=word/header2.xml><?xml version="1.0" encoding="utf-8"?>
-<w:hdr xmlns:wpc="http://schemas.microsoft.com/office/word/2010/wordprocessingCanvas" xmlns:cx="http://schemas.microsoft.com/office/drawing/2014/chartex" xmlns:cx1="http://schemas.microsoft.com/office/drawing/2015/9/8/chartex" xmlns:cx2="http://schemas.microsoft.com/office/drawing/2015/10/21/chartex" xmlns:cx3="http://schemas.microsoft.com/office/drawing/2016/5/9/chartex" xmlns:cx4="http://schemas.microsoft.com/office/drawing/2016/5/10/chartex" xmlns:cx5="http://schemas.microsoft.com/office/drawing/2016/5/11/chartex" xmlns:cx6="http://schemas.microsoft.com/office/drawing/2016/5/12/chartex" xmlns:cx7="http://schemas.microsoft.com/office/drawing/2016/5/13/chartex" xmlns:cx8="http://schemas.microsoft.com/office/drawing/2016/5/14/chartex" xmlns:mc="http://schemas.openxmlformats.org/markup-compatibility/2006" xmlns:m="http://schemas.openxmlformats.org/officeDocument/2006/math" xmlns:aink="http://schemas.microsoft.com/office/drawing/2016/ink" xmlns:am3d="http://schemas.microsoft.com/office/drawing/2017/model3d" xmlns:oel="http://schemas.microsoft.com/office/2019/extlst" xmlns:r="http://schemas.openxmlformats.org/officeDocument/2006/relationships" xmlns:wp14="http://schemas.microsoft.com/office/word/2010/wordprocessingDrawing" xmlns:wp="http://schemas.openxmlformats.org/drawingml/2006/wordprocessingDrawing" xmlns:wpg="http://schemas.microsoft.com/office/word/2010/wordprocessingGroup" xmlns:wpi="http://schemas.microsoft.com/office/word/2010/wordprocessingInk" xmlns:wps="http://schemas.microsoft.com/office/word/2010/wordprocessingShape" xmlns:o="urn:schemas-microsoft-com:office:office" xmlns:v="urn:schemas-microsoft-com:vml" xmlns:w10="urn:schemas-microsoft-com:office:word" xmlns:w="http://schemas.openxmlformats.org/wordprocessingml/2006/main" xmlns:w14="http://schemas.microsoft.com/office/word/2010/wordml" xmlns:w15="http://schemas.microsoft.com/office/word/2012/wordml" xmlns:w16cei="http://schemas.microsoft.com/office/word/2026/wordml/cei" xmlns:w16cex="http://schemas.microsoft.com/office/word/2018/wordml/cex" xmlns:w16cid="http://schemas.microsoft.com/office/word/2016/wordml/cid" xmlns:w16="http://schemas.microsoft.com/office/word/2018/wordml" xmlns:w16sdtdh="http://schemas.microsoft.com/office/word/2020/wordml/sdtdatahash" xmlns:w16sdtfl="http://schemas.microsoft.com/office/word/2024/wordml/sdtformatlock" xmlns:w16se="http://schemas.microsoft.com/office/word/2015/wordml/symex" xmlns:w16du="http://schemas.microsoft.com/office/word/2023/wordml/word16du" xmlns:wne="http://schemas.microsoft.com/office/word/2006/wordml" mc:Ignorable="w14 w15 w16se w16cid w16 w16cex w16sdtdh w16sdtfl w16du wp14">
+<w:hdr xmlns:wpc="http://schemas.microsoft.com/office/word/2010/wordprocessingCanvas" xmlns:cx="http://schemas.microsoft.com/office/drawing/2014/chartex" xmlns:cx1="http://schemas.microsoft.com/office/drawing/2015/9/8/chartex" xmlns:cx2="http://schemas.microsoft.com/office/drawing/2015/10/21/chartex" xmlns:cx3="http://schemas.microsoft.com/office/drawing/2016/5/9/chartex" xmlns:cx4="http://schemas.microsoft.com/office/drawing/2016/5/10/chartex" xmlns:cx5="http://schemas.microsoft.com/office/drawing/2016/5/11/chartex" xmlns:cx6="http://schemas.microsoft.com/office/drawing/2016/5/12/chartex" xmlns:cx7="http://schemas.microsoft.com/office/drawing/2016/5/13/chartex" xmlns:cx8="http://schemas.microsoft.com/office/drawing/2016/5/14/chartex" xmlns:mc="http://schemas.openxmlformats.org/markup-compatibility/2006" xmlns:m="http://schemas.openxmlformats.org/officeDocument/2006/math" xmlns:aink="http://schemas.microsoft.com/office/drawing/2016/ink" xmlns:am3d="http://schemas.microsoft.com/office/drawing/2017/model3d" xmlns:oel="http://schemas.microsoft.com/office/2019/extlst" xmlns:r="http://schemas.openxmlformats.org/officeDocument/2006/relationships" xmlns:wp14="http://schemas.microsoft.com/office/word/2010/wordprocessingDrawing" xmlns:wp="http://schemas.openxmlformats.org/drawingml/2006/wordprocessingDrawing" xmlns:wpg="http://schemas.microsoft.com/office/word/2010/wordprocessingGroup" xmlns:wpi="http://schemas.microsoft.com/office/word/2010/wordprocessingInk" xmlns:wps="http://schemas.microsoft.com/office/word/2010/wordprocessingShape" xmlns:o="urn:schemas-microsoft-com:office:office" xmlns:v="urn:schemas-microsoft-com:vml" xmlns:w10="urn:schemas-microsoft-com:office:word" xmlns:w="http://schemas.openxmlformats.org/wordprocessingml/2006/main" xmlns:w14="http://schemas.microsoft.com/office/word/2010/wordml" xmlns:w15="http://schemas.microsoft.com/office/word/2012/wordml" xmlns:w16cex="http://schemas.microsoft.com/office/word/2018/wordml/cex" xmlns:w16cid="http://schemas.microsoft.com/office/word/2016/wordml/cid" xmlns:w16="http://schemas.microsoft.com/office/word/2018/wordml" xmlns:w16sdtdh="http://schemas.microsoft.com/office/word/2020/wordml/sdtdatahash" xmlns:w16sdtfl="http://schemas.microsoft.com/office/word/2024/wordml/sdtformatlock" xmlns:w16se="http://schemas.microsoft.com/office/word/2015/wordml/symex" xmlns:w16du="http://schemas.microsoft.com/office/word/2023/wordml/word16du" xmlns:wne="http://schemas.microsoft.com/office/word/2006/wordml" mc:Ignorable="w14 w15 w16se w16cid w16 w16cex w16sdtdh w16sdtfl w16du wp14">
   <w:p>
     <w:pPr>
       <w:pStyle w:val="Header"/>
@@ -4660,7 +4786,7 @@
 </file>
 
 <file path=word/header3.xml><?xml version="1.0" encoding="utf-8"?>
-<w:hdr xmlns:wpc="http://schemas.microsoft.com/office/word/2010/wordprocessingCanvas" xmlns:cx="http://schemas.microsoft.com/office/drawing/2014/chartex" xmlns:cx1="http://schemas.microsoft.com/office/drawing/2015/9/8/chartex" xmlns:cx2="http://schemas.microsoft.com/office/drawing/2015/10/21/chartex" xmlns:cx3="http://schemas.microsoft.com/office/drawing/2016/5/9/chartex" xmlns:cx4="http://schemas.microsoft.com/office/drawing/2016/5/10/chartex" xmlns:cx5="http://schemas.microsoft.com/office/drawing/2016/5/11/chartex" xmlns:cx6="http://schemas.microsoft.com/office/drawing/2016/5/12/chartex" xmlns:cx7="http://schemas.microsoft.com/office/drawing/2016/5/13/chartex" xmlns:cx8="http://schemas.microsoft.com/office/drawing/2016/5/14/chartex" xmlns:mc="http://schemas.openxmlformats.org/markup-compatibility/2006" xmlns:m="http://schemas.openxmlformats.org/officeDocument/2006/math" xmlns:aink="http://schemas.microsoft.com/office/drawing/2016/ink" xmlns:am3d="http://schemas.microsoft.com/office/drawing/2017/model3d" xmlns:oel="http://schemas.microsoft.com/office/2019/extlst" xmlns:r="http://schemas.openxmlformats.org/officeDocument/2006/relationships" xmlns:wp14="http://schemas.microsoft.com/office/word/2010/wordprocessingDrawing" xmlns:wp="http://schemas.openxmlformats.org/drawingml/2006/wordprocessingDrawing" xmlns:wpg="http://schemas.microsoft.com/office/word/2010/wordprocessingGroup" xmlns:wpi="http://schemas.microsoft.com/office/word/2010/wordprocessingInk" xmlns:wps="http://schemas.microsoft.com/office/word/2010/wordprocessingShape" xmlns:o="urn:schemas-microsoft-com:office:office" xmlns:v="urn:schemas-microsoft-com:vml" xmlns:w10="urn:schemas-microsoft-com:office:word" xmlns:w="http://schemas.openxmlformats.org/wordprocessingml/2006/main" xmlns:w14="http://schemas.microsoft.com/office/word/2010/wordml" xmlns:w15="http://schemas.microsoft.com/office/word/2012/wordml" xmlns:w16cei="http://schemas.microsoft.com/office/word/2026/wordml/cei" xmlns:w16cex="http://schemas.microsoft.com/office/word/2018/wordml/cex" xmlns:w16cid="http://schemas.microsoft.com/office/word/2016/wordml/cid" xmlns:w16="http://schemas.microsoft.com/office/word/2018/wordml" xmlns:w16sdtdh="http://schemas.microsoft.com/office/word/2020/wordml/sdtdatahash" xmlns:w16sdtfl="http://schemas.microsoft.com/office/word/2024/wordml/sdtformatlock" xmlns:w16se="http://schemas.microsoft.com/office/word/2015/wordml/symex" xmlns:w16du="http://schemas.microsoft.com/office/word/2023/wordml/word16du" xmlns:wne="http://schemas.microsoft.com/office/word/2006/wordml" mc:Ignorable="w14 w15 w16se w16cid w16 w16cex w16sdtdh w16sdtfl w16du wp14">
+<w:hdr xmlns:wpc="http://schemas.microsoft.com/office/word/2010/wordprocessingCanvas" xmlns:cx="http://schemas.microsoft.com/office/drawing/2014/chartex" xmlns:cx1="http://schemas.microsoft.com/office/drawing/2015/9/8/chartex" xmlns:cx2="http://schemas.microsoft.com/office/drawing/2015/10/21/chartex" xmlns:cx3="http://schemas.microsoft.com/office/drawing/2016/5/9/chartex" xmlns:cx4="http://schemas.microsoft.com/office/drawing/2016/5/10/chartex" xmlns:cx5="http://schemas.microsoft.com/office/drawing/2016/5/11/chartex" xmlns:cx6="http://schemas.microsoft.com/office/drawing/2016/5/12/chartex" xmlns:cx7="http://schemas.microsoft.com/office/drawing/2016/5/13/chartex" xmlns:cx8="http://schemas.microsoft.com/office/drawing/2016/5/14/chartex" xmlns:mc="http://schemas.openxmlformats.org/markup-compatibility/2006" xmlns:m="http://schemas.openxmlformats.org/officeDocument/2006/math" xmlns:aink="http://schemas.microsoft.com/office/drawing/2016/ink" xmlns:am3d="http://schemas.microsoft.com/office/drawing/2017/model3d" xmlns:oel="http://schemas.microsoft.com/office/2019/extlst" xmlns:r="http://schemas.openxmlformats.org/officeDocument/2006/relationships" xmlns:wp14="http://schemas.microsoft.com/office/word/2010/wordprocessingDrawing" xmlns:wp="http://schemas.openxmlformats.org/drawingml/2006/wordprocessingDrawing" xmlns:wpg="http://schemas.microsoft.com/office/word/2010/wordprocessingGroup" xmlns:wpi="http://schemas.microsoft.com/office/word/2010/wordprocessingInk" xmlns:wps="http://schemas.microsoft.com/office/word/2010/wordprocessingShape" xmlns:o="urn:schemas-microsoft-com:office:office" xmlns:v="urn:schemas-microsoft-com:vml" xmlns:w10="urn:schemas-microsoft-com:office:word" xmlns:w="http://schemas.openxmlformats.org/wordprocessingml/2006/main" xmlns:w14="http://schemas.microsoft.com/office/word/2010/wordml" xmlns:w15="http://schemas.microsoft.com/office/word/2012/wordml" xmlns:w16cex="http://schemas.microsoft.com/office/word/2018/wordml/cex" xmlns:w16cid="http://schemas.microsoft.com/office/word/2016/wordml/cid" xmlns:w16="http://schemas.microsoft.com/office/word/2018/wordml" xmlns:w16sdtdh="http://schemas.microsoft.com/office/word/2020/wordml/sdtdatahash" xmlns:w16sdtfl="http://schemas.microsoft.com/office/word/2024/wordml/sdtformatlock" xmlns:w16se="http://schemas.microsoft.com/office/word/2015/wordml/symex" xmlns:w16du="http://schemas.microsoft.com/office/word/2023/wordml/word16du" xmlns:wne="http://schemas.microsoft.com/office/word/2006/wordml" mc:Ignorable="w14 w15 w16se w16cid w16 w16cex w16sdtdh w16sdtfl w16du wp14">
   <w:p>
     <w:pPr>
       <w:pStyle w:val="Header"/>
@@ -4670,7 +4796,7 @@
 </file>
 
 <file path=word/numbering.xml><?xml version="1.0" encoding="utf-8"?>
-<w:numbering xmlns:wpc="http://schemas.microsoft.com/office/word/2010/wordprocessingCanvas" xmlns:cx="http://schemas.microsoft.com/office/drawing/2014/chartex" xmlns:cx1="http://schemas.microsoft.com/office/drawing/2015/9/8/chartex" xmlns:cx2="http://schemas.microsoft.com/office/drawing/2015/10/21/chartex" xmlns:cx3="http://schemas.microsoft.com/office/drawing/2016/5/9/chartex" xmlns:cx4="http://schemas.microsoft.com/office/drawing/2016/5/10/chartex" xmlns:cx5="http://schemas.microsoft.com/office/drawing/2016/5/11/chartex" xmlns:cx6="http://schemas.microsoft.com/office/drawing/2016/5/12/chartex" xmlns:cx7="http://schemas.microsoft.com/office/drawing/2016/5/13/chartex" xmlns:cx8="http://schemas.microsoft.com/office/drawing/2016/5/14/chartex" xmlns:mc="http://schemas.openxmlformats.org/markup-compatibility/2006" xmlns:m="http://schemas.openxmlformats.org/officeDocument/2006/math" xmlns:aink="http://schemas.microsoft.com/office/drawing/2016/ink" xmlns:am3d="http://schemas.microsoft.com/office/drawing/2017/model3d" xmlns:oel="http://schemas.microsoft.com/office/2019/extlst" xmlns:r="http://schemas.openxmlformats.org/officeDocument/2006/relationships" xmlns:wp14="http://schemas.microsoft.com/office/word/2010/wordprocessingDrawing" xmlns:wp="http://schemas.openxmlformats.org/drawingml/2006/wordprocessingDrawing" xmlns:wpg="http://schemas.microsoft.com/office/word/2010/wordprocessingGroup" xmlns:wpi="http://schemas.microsoft.com/office/word/2010/wordprocessingInk" xmlns:wps="http://schemas.microsoft.com/office/word/2010/wordprocessingShape" xmlns:o="urn:schemas-microsoft-com:office:office" xmlns:v="urn:schemas-microsoft-com:vml" xmlns:w10="urn:schemas-microsoft-com:office:word" xmlns:w="http://schemas.openxmlformats.org/wordprocessingml/2006/main" xmlns:w14="http://schemas.microsoft.com/office/word/2010/wordml" xmlns:w15="http://schemas.microsoft.com/office/word/2012/wordml" xmlns:w16cei="http://schemas.microsoft.com/office/word/2026/wordml/cei" xmlns:w16cex="http://schemas.microsoft.com/office/word/2018/wordml/cex" xmlns:w16cid="http://schemas.microsoft.com/office/word/2016/wordml/cid" xmlns:w16="http://schemas.microsoft.com/office/word/2018/wordml" xmlns:w16sdtdh="http://schemas.microsoft.com/office/word/2020/wordml/sdtdatahash" xmlns:w16sdtfl="http://schemas.microsoft.com/office/word/2024/wordml/sdtformatlock" xmlns:w16se="http://schemas.microsoft.com/office/word/2015/wordml/symex" xmlns:w16du="http://schemas.microsoft.com/office/word/2023/wordml/word16du" xmlns:wne="http://schemas.microsoft.com/office/word/2006/wordml" mc:Ignorable="w14 w15 w16se w16cid w16 w16cex w16sdtdh w16sdtfl w16du wp14">
+<w:numbering xmlns:wpc="http://schemas.microsoft.com/office/word/2010/wordprocessingCanvas" xmlns:cx="http://schemas.microsoft.com/office/drawing/2014/chartex" xmlns:cx1="http://schemas.microsoft.com/office/drawing/2015/9/8/chartex" xmlns:cx2="http://schemas.microsoft.com/office/drawing/2015/10/21/chartex" xmlns:cx3="http://schemas.microsoft.com/office/drawing/2016/5/9/chartex" xmlns:cx4="http://schemas.microsoft.com/office/drawing/2016/5/10/chartex" xmlns:cx5="http://schemas.microsoft.com/office/drawing/2016/5/11/chartex" xmlns:cx6="http://schemas.microsoft.com/office/drawing/2016/5/12/chartex" xmlns:cx7="http://schemas.microsoft.com/office/drawing/2016/5/13/chartex" xmlns:cx8="http://schemas.microsoft.com/office/drawing/2016/5/14/chartex" xmlns:mc="http://schemas.openxmlformats.org/markup-compatibility/2006" xmlns:m="http://schemas.openxmlformats.org/officeDocument/2006/math" xmlns:aink="http://schemas.microsoft.com/office/drawing/2016/ink" xmlns:am3d="http://schemas.microsoft.com/office/drawing/2017/model3d" xmlns:oel="http://schemas.microsoft.com/office/2019/extlst" xmlns:r="http://schemas.openxmlformats.org/officeDocument/2006/relationships" xmlns:wp14="http://schemas.microsoft.com/office/word/2010/wordprocessingDrawing" xmlns:wp="http://schemas.openxmlformats.org/drawingml/2006/wordprocessingDrawing" xmlns:wpg="http://schemas.microsoft.com/office/word/2010/wordprocessingGroup" xmlns:wpi="http://schemas.microsoft.com/office/word/2010/wordprocessingInk" xmlns:wps="http://schemas.microsoft.com/office/word/2010/wordprocessingShape" xmlns:o="urn:schemas-microsoft-com:office:office" xmlns:v="urn:schemas-microsoft-com:vml" xmlns:w10="urn:schemas-microsoft-com:office:word" xmlns:w="http://schemas.openxmlformats.org/wordprocessingml/2006/main" xmlns:w14="http://schemas.microsoft.com/office/word/2010/wordml" xmlns:w15="http://schemas.microsoft.com/office/word/2012/wordml" xmlns:w16cex="http://schemas.microsoft.com/office/word/2018/wordml/cex" xmlns:w16cid="http://schemas.microsoft.com/office/word/2016/wordml/cid" xmlns:w16="http://schemas.microsoft.com/office/word/2018/wordml" xmlns:w16sdtdh="http://schemas.microsoft.com/office/word/2020/wordml/sdtdatahash" xmlns:w16sdtfl="http://schemas.microsoft.com/office/word/2024/wordml/sdtformatlock" xmlns:w16se="http://schemas.microsoft.com/office/word/2015/wordml/symex" xmlns:w16du="http://schemas.microsoft.com/office/word/2023/wordml/word16du" xmlns:wne="http://schemas.microsoft.com/office/word/2006/wordml" mc:Ignorable="w14 w15 w16se w16cid w16 w16cex w16sdtdh w16sdtfl w16du wp14">
   <w:abstractNum w:abstractNumId="0" w15:restartNumberingAfterBreak="0">
     <w:nsid w:val="FFFFFF89"/>
     <w:multiLevelType w:val="singleLevel"/>
@@ -6982,7 +7108,11 @@
 
 <file path=customXml/item1.xml><?xml version="1.0" encoding="utf-8"?>
 <?mso-contentType ?>
-<SharedContentType xmlns="Microsoft.SharePoint.Taxonomy.ContentTypeSync" SourceId="a53a62bb-fe8c-40a9-b721-69dc556ec299" ContentTypeId="0x010100CB739A34987DFC4799956597BE84C54F" PreviousValue="false"/>
+<FormTemplates xmlns="http://schemas.microsoft.com/sharepoint/v3/contenttype/forms">
+  <Display>DocumentLibraryForm</Display>
+  <Edit>DocumentLibraryForm</Edit>
+  <New>DocumentLibraryForm</New>
+</FormTemplates>
 </file>
 
 <file path=customXml/item2.xml><?xml version="1.0" encoding="utf-8"?>
@@ -7014,68 +7144,10 @@
 
 <file path=customXml/item3.xml><?xml version="1.0" encoding="utf-8"?>
 <?mso-contentType ?>
-<FormTemplates xmlns="http://schemas.microsoft.com/sharepoint/v3/contenttype/forms">
-  <Display>DocumentLibraryForm</Display>
-  <Edit>DocumentLibraryForm</Edit>
-  <New>DocumentLibraryForm</New>
-</FormTemplates>
+<SharedContentType xmlns="Microsoft.SharePoint.Taxonomy.ContentTypeSync" SourceId="a53a62bb-fe8c-40a9-b721-69dc556ec299" ContentTypeId="0x010100CB739A34987DFC4799956597BE84C54F" PreviousValue="false"/>
 </file>
 
 <file path=customXml/item4.xml><?xml version="1.0" encoding="utf-8"?>
-<?mso-contentType ?>
-<spe:Receivers xmlns:spe="http://schemas.microsoft.com/sharepoint/events">
-  <Receiver>
-    <Name>Document ID Generator</Name>
-    <Synchronization>Synchronous</Synchronization>
-    <Type>10001</Type>
-    <SequenceNumber>1000</SequenceNumber>
-    <Url/>
-    <Assembly>Microsoft.Office.DocumentManagement, Version=16.0.0.0, Culture=neutral, PublicKeyToken=71e9bce111e9429c</Assembly>
-    <Class>Microsoft.Office.DocumentManagement.Internal.DocIdHandler</Class>
-    <Data/>
-    <Filter/>
-  </Receiver>
-  <Receiver>
-    <Name>Document ID Generator</Name>
-    <Synchronization>Synchronous</Synchronization>
-    <Type>10002</Type>
-    <SequenceNumber>1001</SequenceNumber>
-    <Url/>
-    <Assembly>Microsoft.Office.DocumentManagement, Version=16.0.0.0, Culture=neutral, PublicKeyToken=71e9bce111e9429c</Assembly>
-    <Class>Microsoft.Office.DocumentManagement.Internal.DocIdHandler</Class>
-    <Data/>
-    <Filter/>
-  </Receiver>
-  <Receiver>
-    <Name>Document ID Generator</Name>
-    <Synchronization>Synchronous</Synchronization>
-    <Type>10004</Type>
-    <SequenceNumber>1002</SequenceNumber>
-    <Url/>
-    <Assembly>Microsoft.Office.DocumentManagement, Version=16.0.0.0, Culture=neutral, PublicKeyToken=71e9bce111e9429c</Assembly>
-    <Class>Microsoft.Office.DocumentManagement.Internal.DocIdHandler</Class>
-    <Data/>
-    <Filter/>
-  </Receiver>
-  <Receiver>
-    <Name>Document ID Generator</Name>
-    <Synchronization>Synchronous</Synchronization>
-    <Type>10006</Type>
-    <SequenceNumber>1003</SequenceNumber>
-    <Url/>
-    <Assembly>Microsoft.Office.DocumentManagement, Version=16.0.0.0, Culture=neutral, PublicKeyToken=71e9bce111e9429c</Assembly>
-    <Class>Microsoft.Office.DocumentManagement.Internal.DocIdHandler</Class>
-    <Data/>
-    <Filter/>
-  </Receiver>
-</spe:Receivers>
-</file>
-
-<file path=customXml/item5.xml><?xml version="1.0" encoding="utf-8"?>
-<b:Sources xmlns:b="http://schemas.openxmlformats.org/officeDocument/2006/bibliography" xmlns="http://schemas.openxmlformats.org/officeDocument/2006/bibliography" SelectedStyle="\APASixthEditionOfficeOnline.xsl" StyleName="APA" Version="6"/>
-</file>
-
-<file path=customXml/item6.xml><?xml version="1.0" encoding="utf-8"?>
 <ct:contentTypeSchema xmlns:ct="http://schemas.microsoft.com/office/2006/metadata/contentType" xmlns:ma="http://schemas.microsoft.com/office/2006/metadata/properties/metaAttributes" ct:_="" ma:_="" ma:contentTypeName="msg_compliance_dokument" ma:contentTypeID="0x010100CB739A34987DFC4799956597BE84C54F00FDE2454F0B411847834FE663F14012D6" ma:contentTypeVersion="116" ma:contentTypeDescription="Ein neues Dokument erstellen" ma:contentTypeScope="" ma:versionID="ee68479fd4562be4ae1e830261069543">
   <xsd:schema xmlns:xsd="http://www.w3.org/2001/XMLSchema" xmlns:xs="http://www.w3.org/2001/XMLSchema" xmlns:p="http://schemas.microsoft.com/office/2006/metadata/properties" xmlns:ns2="f719ecbf-a19d-4b01-ba1f-7ffa0d8a5235" xmlns:ns4="c90b9c9c-5bc8-4af9-a8db-9e96f1667943" targetNamespace="http://schemas.microsoft.com/office/2006/metadata/properties" ma:root="true" ma:fieldsID="d451d65e4a75e0462a9ad94519beee16" ns2:_="" ns4:_="">
     <xsd:import namespace="f719ecbf-a19d-4b01-ba1f-7ffa0d8a5235"/>
@@ -7271,10 +7343,64 @@
 </ct:contentTypeSchema>
 </file>
 
+<file path=customXml/item5.xml><?xml version="1.0" encoding="utf-8"?>
+<b:Sources xmlns:b="http://schemas.openxmlformats.org/officeDocument/2006/bibliography" xmlns="http://schemas.openxmlformats.org/officeDocument/2006/bibliography" SelectedStyle="\APASixthEditionOfficeOnline.xsl" StyleName="APA" Version="6"/>
+</file>
+
+<file path=customXml/item6.xml><?xml version="1.0" encoding="utf-8"?>
+<?mso-contentType ?>
+<spe:Receivers xmlns:spe="http://schemas.microsoft.com/sharepoint/events">
+  <Receiver>
+    <Name>Document ID Generator</Name>
+    <Synchronization>Synchronous</Synchronization>
+    <Type>10001</Type>
+    <SequenceNumber>1000</SequenceNumber>
+    <Url/>
+    <Assembly>Microsoft.Office.DocumentManagement, Version=16.0.0.0, Culture=neutral, PublicKeyToken=71e9bce111e9429c</Assembly>
+    <Class>Microsoft.Office.DocumentManagement.Internal.DocIdHandler</Class>
+    <Data/>
+    <Filter/>
+  </Receiver>
+  <Receiver>
+    <Name>Document ID Generator</Name>
+    <Synchronization>Synchronous</Synchronization>
+    <Type>10002</Type>
+    <SequenceNumber>1001</SequenceNumber>
+    <Url/>
+    <Assembly>Microsoft.Office.DocumentManagement, Version=16.0.0.0, Culture=neutral, PublicKeyToken=71e9bce111e9429c</Assembly>
+    <Class>Microsoft.Office.DocumentManagement.Internal.DocIdHandler</Class>
+    <Data/>
+    <Filter/>
+  </Receiver>
+  <Receiver>
+    <Name>Document ID Generator</Name>
+    <Synchronization>Synchronous</Synchronization>
+    <Type>10004</Type>
+    <SequenceNumber>1002</SequenceNumber>
+    <Url/>
+    <Assembly>Microsoft.Office.DocumentManagement, Version=16.0.0.0, Culture=neutral, PublicKeyToken=71e9bce111e9429c</Assembly>
+    <Class>Microsoft.Office.DocumentManagement.Internal.DocIdHandler</Class>
+    <Data/>
+    <Filter/>
+  </Receiver>
+  <Receiver>
+    <Name>Document ID Generator</Name>
+    <Synchronization>Synchronous</Synchronization>
+    <Type>10006</Type>
+    <SequenceNumber>1003</SequenceNumber>
+    <Url/>
+    <Assembly>Microsoft.Office.DocumentManagement, Version=16.0.0.0, Culture=neutral, PublicKeyToken=71e9bce111e9429c</Assembly>
+    <Class>Microsoft.Office.DocumentManagement.Internal.DocIdHandler</Class>
+    <Data/>
+    <Filter/>
+  </Receiver>
+</spe:Receivers>
+</file>
+
 <file path=customXml/itemProps1.xml><?xml version="1.0" encoding="utf-8"?>
-<ds:datastoreItem xmlns:ds="http://schemas.openxmlformats.org/officeDocument/2006/customXml" ds:itemID="{6DFA565F-93AE-4471-9414-260E21440040}">
+<ds:datastoreItem xmlns:ds="http://schemas.openxmlformats.org/officeDocument/2006/customXml" ds:itemID="{9291DDDA-2B5F-4869-85F2-1497981C5F3E}">
   <ds:schemaRefs>
-    <ds:schemaRef ds:uri="Microsoft.SharePoint.Taxonomy.ContentTypeSync"/>
+    <ds:schemaRef ds:uri="http://schemas.microsoft.com/sharepoint/v3/contenttype/forms"/>
   </ds:schemaRefs>
 </ds:datastoreItem>
 </file>
@@ -7291,30 +7417,14 @@
 </file>
 
 <file path=customXml/itemProps3.xml><?xml version="1.0" encoding="utf-8"?>
-<ds:datastoreItem xmlns:ds="http://schemas.openxmlformats.org/officeDocument/2006/customXml" ds:itemID="{9291DDDA-2B5F-4869-85F2-1497981C5F3E}">
+<ds:datastoreItem xmlns:ds="http://schemas.openxmlformats.org/officeDocument/2006/customXml" ds:itemID="{6DFA565F-93AE-4471-9414-260E21440040}">
   <ds:schemaRefs>
-    <ds:schemaRef ds:uri="http://schemas.microsoft.com/sharepoint/v3/contenttype/forms"/>
+    <ds:schemaRef ds:uri="Microsoft.SharePoint.Taxonomy.ContentTypeSync"/>
   </ds:schemaRefs>
 </ds:datastoreItem>
 </file>
 
 <file path=customXml/itemProps4.xml><?xml version="1.0" encoding="utf-8"?>
-<ds:datastoreItem xmlns:ds="http://schemas.openxmlformats.org/officeDocument/2006/customXml" ds:itemID="{6AE6CEB7-5D5D-46B4-8328-72E20A579C9B}">
-  <ds:schemaRefs>
-    <ds:schemaRef ds:uri="http://schemas.microsoft.com/sharepoint/events"/>
-  </ds:schemaRefs>
-</ds:datastoreItem>
-</file>
-
-<file path=customXml/itemProps5.xml><?xml version="1.0" encoding="utf-8"?>
-<ds:datastoreItem xmlns:ds="http://schemas.openxmlformats.org/officeDocument/2006/customXml" ds:itemID="{B8024BAE-7B7C-4D5D-B7DB-9E215FEE7021}">
-  <ds:schemaRefs>
-    <ds:schemaRef ds:uri="http://schemas.openxmlformats.org/officeDocument/2006/bibliography"/>
-  </ds:schemaRefs>
-</ds:datastoreItem>
-</file>
-
-<file path=customXml/itemProps6.xml><?xml version="1.0" encoding="utf-8"?>
 <ds:datastoreItem xmlns:ds="http://schemas.openxmlformats.org/officeDocument/2006/customXml" ds:itemID="{6756A789-4B04-49E1-9FF9-8EC5572017D0}">
   <ds:schemaRefs>
     <ds:schemaRef ds:uri="http://schemas.microsoft.com/office/2006/metadata/contentType"/>
@@ -7333,6 +7443,22 @@
 </ds:datastoreItem>
 </file>
 
+<file path=customXml/itemProps5.xml><?xml version="1.0" encoding="utf-8"?>
+<ds:datastoreItem xmlns:ds="http://schemas.openxmlformats.org/officeDocument/2006/customXml" ds:itemID="{B8024BAE-7B7C-4D5D-B7DB-9E215FEE7021}">
+  <ds:schemaRefs>
+    <ds:schemaRef ds:uri="http://schemas.openxmlformats.org/officeDocument/2006/bibliography"/>
+  </ds:schemaRefs>
+</ds:datastoreItem>
+</file>
+
+<file path=customXml/itemProps6.xml><?xml version="1.0" encoding="utf-8"?>
+<ds:datastoreItem xmlns:ds="http://schemas.openxmlformats.org/officeDocument/2006/customXml" ds:itemID="{6AE6CEB7-5D5D-46B4-8328-72E20A579C9B}">
+  <ds:schemaRefs>
+    <ds:schemaRef ds:uri="http://schemas.microsoft.com/sharepoint/events"/>
+  </ds:schemaRefs>
+</ds:datastoreItem>
+</file>
+
 <file path=docMetadata/LabelInfo.xml><?xml version="1.0" encoding="utf-8"?>
 <clbl:labelList xmlns:clbl="http://schemas.microsoft.com/office/2020/mipLabelMetadata">
   <clbl:label id="{7b563a01-caf2-48ed-8708-7300e4e42e72}" enabled="1" method="Privileged" siteId="{763b2760-45c5-46d3-883e-29705bba49b7}" removed="0"/>
